--- a/downloads/teacher/05 Materials/Unit 02/Slides/Slides 02.14 - ClassroomStreet Launch Risk and Reward.docx
+++ b/downloads/teacher/05 Materials/Unit 02/Slides/Slides 02.14 - ClassroomStreet Launch Risk and Reward.docx
@@ -17,22 +17,7 @@
         <w:pStyle w:val="FirstParagraph"/>
       </w:pPr>
       <w:r>
-        <w:t xml:space="preserve">Lesson 2.14, two days. Day 1: slides 1 to 10. Day 2: slides 11 to 20. Currency and starting purse marked</w:t>
-      </w:r>
-      <w:r>
-        <w:t xml:space="preserve"> </w:t>
-      </w:r>
-      <w:r>
-        <w:rPr>
-          <w:rStyle w:val="TeacherNote"/>
-        </w:rPr>
-        <w:t xml:space="preserve">[Sal: confirm]</w:t>
-      </w:r>
-      <w:r>
-        <w:t xml:space="preserve"> </w:t>
-      </w:r>
-      <w:r>
-        <w:t xml:space="preserve">where the live site may differ.</w:t>
+        <w:t xml:space="preserve">Lesson 2.14, two days. Day 1: slides 1 to 10. Day 2: slides 11 to 20. Check the currency and the starting purse against the live site before class.</w:t>
       </w:r>
     </w:p>
     <w:p>
@@ -182,16 +167,7 @@
         <w:pStyle w:val="Compact"/>
       </w:pPr>
       <w:r>
-        <w:t xml:space="preserve">A savings account pays a small amount every year (about 4 percent right now at a good bank)</w:t>
-      </w:r>
-      <w:r>
-        <w:t xml:space="preserve"> </w:t>
-      </w:r>
-      <w:r>
-        <w:rPr>
-          <w:rStyle w:val="TeacherNote"/>
-        </w:rPr>
-        <w:t xml:space="preserve">[Sal: update the rate].</w:t>
+        <w:t xml:space="preserve">A savings account pays a small amount every year (about 4 percent right now at a good bank).</w:t>
       </w:r>
     </w:p>
     <w:p>
@@ -455,15 +431,6 @@
       <w:r>
         <w:t xml:space="preserve">Notes: 8 minutes. Circulate. Debrief with the class order on the board.</w:t>
       </w:r>
-      <w:r>
-        <w:t xml:space="preserve"> </w:t>
-      </w:r>
-      <w:r>
-        <w:rPr>
-          <w:rStyle w:val="TeacherNote"/>
-        </w:rPr>
-        <w:t xml:space="preserve">[Sal: confirm the current asset list; if the live site has ten ventures, add three cards and three cues.]</w:t>
-      </w:r>
     </w:p>
     <w:p>
       <w:pPr>
@@ -574,15 +541,6 @@
       <w:r>
         <w:t xml:space="preserve">Buy (the site says Acquire). Sell (the site says Divest).</w:t>
       </w:r>
-      <w:r>
-        <w:t xml:space="preserve"> </w:t>
-      </w:r>
-      <w:r>
-        <w:rPr>
-          <w:rStyle w:val="TeacherNote"/>
-        </w:rPr>
-        <w:t xml:space="preserve">[Sal: confirm the button names.]</w:t>
-      </w:r>
     </w:p>
     <w:p>
       <w:pPr>
@@ -595,15 +553,6 @@
       <w:r>
         <w:t xml:space="preserve">Your cash. Your total fortune. Your starting purse: AQ25,000.</w:t>
       </w:r>
-      <w:r>
-        <w:t xml:space="preserve"> </w:t>
-      </w:r>
-      <w:r>
-        <w:rPr>
-          <w:rStyle w:val="TeacherNote"/>
-        </w:rPr>
-        <w:t xml:space="preserve">[Sal: confirm the purse and the currency symbol.]</w:t>
-      </w:r>
     </w:p>
     <w:p>
       <w:pPr>
@@ -615,15 +564,6 @@
       </w:pPr>
       <w:r>
         <w:t xml:space="preserve">Rank titles: Grand Merchant, Master Trader, Silver Purse, Rising Star, Keen Merchant, Journeyman, Apprentice.</w:t>
-      </w:r>
-      <w:r>
-        <w:t xml:space="preserve"> </w:t>
-      </w:r>
-      <w:r>
-        <w:rPr>
-          <w:rStyle w:val="TeacherNote"/>
-        </w:rPr>
-        <w:t xml:space="preserve">[Sal: confirm the live site still uses them.]</w:t>
       </w:r>
       <w:r>
         <w:t xml:space="preserve"> </w:t>
@@ -1449,21 +1389,6 @@
       </w:r>
       <w:r>
         <w:t xml:space="preserve">.</w:t>
-      </w:r>
-    </w:p>
-    <w:p>
-      <w:pPr>
-        <w:numPr>
-          <w:ilvl w:val="0"/>
-          <w:numId w:val="1019"/>
-        </w:numPr>
-        <w:pStyle w:val="Compact"/>
-      </w:pPr>
-      <w:r>
-        <w:rPr>
-          <w:rStyle w:val="TeacherNote"/>
-        </w:rPr>
-        <w:t xml:space="preserve">[check with a native speaker]</w:t>
       </w:r>
     </w:p>
     <w:p>
